--- a/projects/valuepickr-open-screen/docs/E2E Networks.docx
+++ b/projects/valuepickr-open-screen/docs/E2E Networks.docx
@@ -789,62 +789,7 @@
         <w:spacing w:after="120" w:before="280"/>
       </w:pPr>
       <w:r>
-        <w:t xml:space="preserve">Technical Read (Weekly / Monthly MACD + Bollinger Bands, or RSI/CCI/Williams %R proxy)</w:t>
-      </w:r>
-    </w:p>
-    <w:p>
-      <w:pPr>
-        <w:spacing w:after="120"/>
-      </w:pPr>
-      <w:r>
-        <w:t xml:space="preserve">Strong multi-year uptrend; 52-week range Rs 183-698, trading around Rs 617-670 in late Aug 2026 (some way off the Rs 698 high). A ~3x+ move off the low still stands; the risk is a high-multiple, capital-intensive name de-rating on any growth wobble or governance headline.</w:t>
-      </w:r>
-    </w:p>
-    <w:p>
-      <w:pPr>
-        <w:pStyle w:val="Heading1"/>
-        <w:spacing w:after="120" w:before="280"/>
-      </w:pPr>
-      <w:r>
-        <w:t xml:space="preserve">ValuePickr Community Signal</w:t>
-      </w:r>
-    </w:p>
-    <w:p>
-      <w:pPr>
-        <w:spacing w:after="120"/>
-      </w:pPr>
-      <w:r>
-        <w:t xml:space="preserve">Active thread (789 posts, latest activity 2026-08-18). Recent discussion is macro/thematic: Nvidia's $500B AI-infrastructure financing deal, GPU capacity being reclassified as long-lived revenue-generating assets, and price hikes across AI cloud platforms (including E2E) as demand outstrips supply.</w:t>
-      </w:r>
-    </w:p>
-    <w:p>
-      <w:pPr>
-        <w:spacing w:after="120"/>
-      </w:pPr>
-      <w:r>
-        <w:rPr>
-          <w:b/>
-          <w:bCs/>
-          <w:sz w:val="20"/>
-          <w:szCs w:val="20"/>
-        </w:rPr>
-        <w:t xml:space="preserve">High-conviction call from a top contributor: </w:t>
-      </w:r>
-      <w:r>
-        <w:rPr>
-          <w:sz w:val="20"/>
-          <w:szCs w:val="20"/>
-        </w:rPr>
-        <w:t xml:space="preserve">vikas_sinha (2026-08-17, 4 loves) drew a direct parallel between E2E's recent price hikes and the same capacity-pricing trend seen at global AI-cloud peers (CoreWeave, Nebius), disclosing a 33%-of-folio AI-theme position — a specific, reasoned, high-conviction thematic call. Satishwe's most recent post (11 loves) was image-only (likely a results/price chart) with no extractable text. Both users' posts_seen=1 this run, not yet eligible for logging as verified repeat-conviction.</w:t>
-      </w:r>
-    </w:p>
-    <w:p>
-      <w:pPr>
-        <w:pStyle w:val="Heading1"/>
-        <w:spacing w:after="120" w:before="280"/>
-      </w:pPr>
-      <w:r>
-        <w:t xml:space="preserve">Trusted-User Signals (Ongoing)</w:t>
+        <w:t xml:space="preserve">Ishmohit-Lens Checks (value chain · earnings quality · growth trajectory · management · quality metrics · track record · global-signal check)</w:t>
       </w:r>
     </w:p>
     <w:p>
@@ -859,7 +804,311 @@
           <w:sz w:val="18"/>
           <w:szCs w:val="18"/>
         </w:rPr>
+        <w:t xml:space="preserve">Extra checks drawn from @ishmohit1 / SOIC methodology (playbook/ishmohit-soic-style.md): where the company sits in its value chain and what the supply side is doing, whether a margin/PAT inflection is structural or a cyclical peak, the rate-of-change of growth vs. what the multiple demands, and management quality as a positive attribute.</w:t>
+      </w:r>
+    </w:p>
+    <w:p>
+      <w:pPr>
+        <w:spacing w:after="120"/>
+      </w:pPr>
+      <w:r>
+        <w:rPr>
+          <w:b/>
+          <w:bCs/>
+          <w:sz w:val="20"/>
+          <w:szCs w:val="20"/>
+        </w:rPr>
+        <w:t xml:space="preserve">Quality metrics (ROCE · debt · FCF · margin · capex):</w:t>
+      </w:r>
+    </w:p>
+    <w:tbl>
+      <w:tblPr>
+        <w:tblW w:type="dxa" w:w="9000"/>
+        <w:tblBorders>
+          <w:top w:val="single" w:color="auto" w:sz="4"/>
+          <w:left w:val="single" w:color="auto" w:sz="4"/>
+          <w:bottom w:val="single" w:color="auto" w:sz="4"/>
+          <w:right w:val="single" w:color="auto" w:sz="4"/>
+          <w:insideH w:val="single" w:color="auto" w:sz="4"/>
+          <w:insideV w:val="single" w:color="auto" w:sz="4"/>
+        </w:tblBorders>
+      </w:tblPr>
+      <w:tblGrid>
+        <w:gridCol w:w="3200"/>
+        <w:gridCol w:w="5800"/>
+      </w:tblGrid>
+      <w:tr>
+        <w:tc>
+          <w:tcPr>
+            <w:tcW w:type="dxa" w:w="3200"/>
+            <w:shd w:fill="F2F2F2" w:val="clear"/>
+          </w:tcPr>
+          <w:p>
+            <w:r>
+              <w:rPr>
+                <w:b/>
+                <w:bCs/>
+              </w:rPr>
+              <w:t xml:space="preserve">Assessment</w:t>
+            </w:r>
+          </w:p>
+        </w:tc>
+        <w:tc>
+          <w:tcPr>
+            <w:tcW w:type="dxa" w:w="5800"/>
+          </w:tcPr>
+          <w:p>
+            <w:r>
+              <w:t xml:space="preserve">concern</w:t>
+            </w:r>
+          </w:p>
+        </w:tc>
+      </w:tr>
+      <w:tr>
+        <w:tc>
+          <w:tcPr>
+            <w:tcW w:type="dxa" w:w="3200"/>
+            <w:shd w:fill="F2F2F2" w:val="clear"/>
+          </w:tcPr>
+          <w:p>
+            <w:r>
+              <w:rPr>
+                <w:b/>
+                <w:bCs/>
+              </w:rPr>
+              <w:t xml:space="preserve">ROCE</w:t>
+            </w:r>
+          </w:p>
+        </w:tc>
+        <w:tc>
+          <w:tcPr>
+            <w:tcW w:type="dxa" w:w="5800"/>
+          </w:tcPr>
+          <w:p>
+            <w:r>
+              <w:t xml:space="preserve">—</w:t>
+            </w:r>
+          </w:p>
+        </w:tc>
+      </w:tr>
+      <w:tr>
+        <w:tc>
+          <w:tcPr>
+            <w:tcW w:type="dxa" w:w="3200"/>
+            <w:shd w:fill="F2F2F2" w:val="clear"/>
+          </w:tcPr>
+          <w:p>
+            <w:r>
+              <w:rPr>
+                <w:b/>
+                <w:bCs/>
+              </w:rPr>
+              <w:t xml:space="preserve">Leverage</w:t>
+            </w:r>
+          </w:p>
+        </w:tc>
+        <w:tc>
+          <w:tcPr>
+            <w:tcW w:type="dxa" w:w="5800"/>
+          </w:tcPr>
+          <w:p>
+            <w:r>
+              <w:t xml:space="preserve">Net debt/EBITDA 3.6x</w:t>
+            </w:r>
+          </w:p>
+        </w:tc>
+      </w:tr>
+      <w:tr>
+        <w:tc>
+          <w:tcPr>
+            <w:tcW w:type="dxa" w:w="3200"/>
+            <w:shd w:fill="F2F2F2" w:val="clear"/>
+          </w:tcPr>
+          <w:p>
+            <w:r>
+              <w:rPr>
+                <w:b/>
+                <w:bCs/>
+              </w:rPr>
+              <w:t xml:space="preserve">FCF conversion</w:t>
+            </w:r>
+          </w:p>
+        </w:tc>
+        <w:tc>
+          <w:tcPr>
+            <w:tcW w:type="dxa" w:w="5800"/>
+          </w:tcPr>
+          <w:p>
+            <w:r>
+              <w:t xml:space="preserve">—</w:t>
+            </w:r>
+          </w:p>
+        </w:tc>
+      </w:tr>
+      <w:tr>
+        <w:tc>
+          <w:tcPr>
+            <w:tcW w:type="dxa" w:w="3200"/>
+            <w:shd w:fill="F2F2F2" w:val="clear"/>
+          </w:tcPr>
+          <w:p>
+            <w:r>
+              <w:rPr>
+                <w:b/>
+                <w:bCs/>
+              </w:rPr>
+              <w:t xml:space="preserve">Margin trend</w:t>
+            </w:r>
+          </w:p>
+        </w:tc>
+        <w:tc>
+          <w:tcPr>
+            <w:tcW w:type="dxa" w:w="5800"/>
+          </w:tcPr>
+          <w:p>
+            <w:r>
+              <w:t xml:space="preserve">expanding</w:t>
+            </w:r>
+          </w:p>
+        </w:tc>
+      </w:tr>
+      <w:tr>
+        <w:tc>
+          <w:tcPr>
+            <w:tcW w:type="dxa" w:w="3200"/>
+            <w:shd w:fill="F2F2F2" w:val="clear"/>
+          </w:tcPr>
+          <w:p>
+            <w:r>
+              <w:rPr>
+                <w:b/>
+                <w:bCs/>
+              </w:rPr>
+              <w:t xml:space="preserve">Capex efficiency</w:t>
+            </w:r>
+          </w:p>
+        </w:tc>
+        <w:tc>
+          <w:tcPr>
+            <w:tcW w:type="dxa" w:w="5800"/>
+          </w:tcPr>
+          <w:p>
+            <w:r>
+              <w:t xml:space="preserve">neutral</w:t>
+            </w:r>
+          </w:p>
+        </w:tc>
+      </w:tr>
+    </w:tbl>
+    <w:p>
+      <w:pPr>
+        <w:pStyle w:val="Heading1"/>
+        <w:spacing w:after="120" w:before="280"/>
+      </w:pPr>
+      <w:r>
+        <w:t xml:space="preserve">Technical Read (Weekly / Monthly MACD + Bollinger Bands, or RSI/CCI/Williams %R proxy)</w:t>
+      </w:r>
+    </w:p>
+    <w:p>
+      <w:pPr>
+        <w:spacing w:after="120"/>
+      </w:pPr>
+      <w:r>
+        <w:t xml:space="preserve">Strong multi-year uptrend; 52-week range Rs 183-698, trading around Rs 617-670 in late Aug 2026 (some way off the Rs 698 high). A ~3x+ move off the low still stands; the risk is a high-multiple, capital-intensive name de-rating on any growth wobble or governance headline.</w:t>
+      </w:r>
+    </w:p>
+    <w:p>
+      <w:pPr>
+        <w:pStyle w:val="Heading1"/>
+        <w:spacing w:after="120" w:before="280"/>
+      </w:pPr>
+      <w:r>
+        <w:t xml:space="preserve">ValuePickr Community Signal</w:t>
+      </w:r>
+    </w:p>
+    <w:p>
+      <w:pPr>
+        <w:spacing w:after="120"/>
+      </w:pPr>
+      <w:r>
+        <w:t xml:space="preserve">Active thread (789 posts, latest activity 2026-08-18). Recent discussion is macro/thematic: Nvidia's $500B AI-infrastructure financing deal, GPU capacity being reclassified as long-lived revenue-generating assets, and price hikes across AI cloud platforms (including E2E) as demand outstrips supply.</w:t>
+      </w:r>
+    </w:p>
+    <w:p>
+      <w:pPr>
+        <w:spacing w:after="120"/>
+      </w:pPr>
+      <w:r>
+        <w:rPr>
+          <w:b/>
+          <w:bCs/>
+          <w:sz w:val="20"/>
+          <w:szCs w:val="20"/>
+        </w:rPr>
+        <w:t xml:space="preserve">High-conviction call from a top contributor: </w:t>
+      </w:r>
+      <w:r>
+        <w:rPr>
+          <w:sz w:val="20"/>
+          <w:szCs w:val="20"/>
+        </w:rPr>
+        <w:t xml:space="preserve">vikas_sinha (2026-08-17, 4 loves) drew a direct parallel between E2E's recent price hikes and the same capacity-pricing trend seen at global AI-cloud peers (CoreWeave, Nebius), disclosing a 33%-of-folio AI-theme position — a specific, reasoned, high-conviction thematic call. Satishwe's most recent post (11 loves) was image-only (likely a results/price chart) with no extractable text. Both users' posts_seen=1 this run, not yet eligible for logging as verified repeat-conviction.</w:t>
+      </w:r>
+    </w:p>
+    <w:p>
+      <w:pPr>
+        <w:pStyle w:val="Heading1"/>
+        <w:spacing w:after="120" w:before="280"/>
+      </w:pPr>
+      <w:r>
+        <w:t xml:space="preserve">Trusted-User Signals (Ongoing)</w:t>
+      </w:r>
+    </w:p>
+    <w:p>
+      <w:pPr>
+        <w:spacing w:after="120"/>
+      </w:pPr>
+      <w:r>
+        <w:rPr>
+          <w:i/>
+          <w:iCs/>
+          <w:color w:val="666666"/>
+          <w:sz w:val="18"/>
+          <w:szCs w:val="18"/>
+        </w:rPr>
         <w:t xml:space="preserve">Every time a trusted user expresses clear conviction on this stock, most recent first — this section accumulates over time, it isn't a one-time snapshot.</w:t>
+      </w:r>
+    </w:p>
+    <w:p>
+      <w:pPr>
+        <w:spacing w:after="100"/>
+      </w:pPr>
+      <w:r>
+        <w:rPr>
+          <w:b/>
+          <w:bCs/>
+          <w:sz w:val="20"/>
+          <w:szCs w:val="20"/>
+        </w:rPr>
+        <w:t xml:space="preserve">2026-09-02 — Midhunjoe</w:t>
+      </w:r>
+      <w:r>
+        <w:rPr>
+          <w:i/>
+          <w:iCs/>
+          <w:color w:val="666666"/>
+          <w:sz w:val="18"/>
+          <w:szCs w:val="18"/>
+        </w:rPr>
+        <w:t xml:space="preserve"> (Midhun's Investment journey (own thread, elevated tier))</w:t>
+      </w:r>
+      <w:r>
+        <w:rPr>
+          <w:sz w:val="20"/>
+          <w:szCs w:val="20"/>
+        </w:rPr>
+        <w:br/>
+        <w:t xml:space="preserve">: post #90: named among 17 core holdings ("TD, E2E, Car trade etc are 1-2 years old"). Held through an earlier paper loss (#71, Jan 2026). elevated-tier -&gt; no floor.</w:t>
       </w:r>
     </w:p>
     <w:p>

--- a/projects/valuepickr-open-screen/docs/E2E Networks.docx
+++ b/projects/valuepickr-open-screen/docs/E2E Networks.docx
@@ -1456,6 +1456,187 @@
           <w:szCs w:val="18"/>
         </w:rPr>
         <w:t xml:space="preserve">This is independent research and analysis for informational purposes only, not personalized financial or investment advice. Past multi-bagger performance and forum/social sentiment are not indicators of future returns. Do your own due diligence before investing.</w:t>
+      </w:r>
+    </w:p>
+    <w:p/>
+    <w:p>
+      <w:r>
+        <w:rPr>
+          <w:b/>
+          <w:sz w:val="28"/>
+        </w:rPr>
+        <w:t>🔄 RESEARCH UPDATE - 2026-10-05</w:t>
+      </w:r>
+    </w:p>
+    <w:p>
+      <w:r>
+        <w:rPr>
+          <w:b/>
+        </w:rPr>
+        <w:t>📊 Key Metrics:</w:t>
+      </w:r>
+    </w:p>
+    <w:p>
+      <w:pPr>
+        <w:ind w:left="360"/>
+      </w:pPr>
+      <w:r>
+        <w:t xml:space="preserve">  • Company: E2E Networks Ltd</w:t>
+      </w:r>
+    </w:p>
+    <w:p>
+      <w:pPr>
+        <w:ind w:left="360"/>
+      </w:pPr>
+      <w:r>
+        <w:t xml:space="preserve">  • Conviction: Not rated</w:t>
+      </w:r>
+    </w:p>
+    <w:p>
+      <w:pPr>
+        <w:ind w:left="360"/>
+      </w:pPr>
+      <w:r>
+        <w:t xml:space="preserve">  • Thesis: 10x-in-2-3-years</w:t>
+      </w:r>
+    </w:p>
+    <w:p>
+      <w:pPr>
+        <w:ind w:left="360"/>
+      </w:pPr>
+      <w:r>
+        <w:t xml:space="preserve">  • 4-Box Score: N/A</w:t>
+      </w:r>
+    </w:p>
+    <w:p>
+      <w:pPr>
+        <w:ind w:left="360"/>
+      </w:pPr>
+      <w:r>
+        <w:t xml:space="preserve">  • Research Date: 2026-08-30</w:t>
+      </w:r>
+    </w:p>
+    <w:p>
+      <w:pPr>
+        <w:ind w:left="360"/>
+      </w:pPr>
+      <w:r>
+        <w:t xml:space="preserve">  • Red Flag: HIGH CAUTION</w:t>
+      </w:r>
+    </w:p>
+    <w:p/>
+    <w:p>
+      <w:r>
+        <w:rPr>
+          <w:b/>
+        </w:rPr>
+        <w:t>📝 Verdict:</w:t>
+      </w:r>
+    </w:p>
+    <w:p>
+      <w:pPr>
+        <w:ind w:left="360"/>
+      </w:pPr>
+      <w:r>
+        <w:t>Spectacular Q1 FY27 growth, but a promoter-holding collapse to ~39%, a refuted critical press article, a perpetual-capex model and ~400x earnings pull conviction down hard</w:t>
+      </w:r>
+    </w:p>
+    <w:p/>
+    <w:p>
+      <w:r>
+        <w:rPr>
+          <w:b/>
+        </w:rPr>
+        <w:t>📈 Bull Case:</w:t>
+      </w:r>
+    </w:p>
+    <w:p>
+      <w:pPr>
+        <w:ind w:left="360"/>
+      </w:pPr>
+      <w:r>
+        <w:t>Genuinely exceptional demand ramp: Q1 FY27 revenue +334% YoY / +64% QoQ, 75.2% EBITDA margin, PAT turned positive, exit MRR nearly doubled in a single quarter to Rs 71.8 Cr/month</w:t>
+      </w:r>
+    </w:p>
+    <w:p>
+      <w:pPr>
+        <w:ind w:left="360"/>
+      </w:pPr>
+      <w:r>
+        <w:t>Direct listed proxy for the Indian AI-compute buildout; Blackwell B200 cluster live at full utilisation with more Blackwell capacity arriving</w:t>
+      </w:r>
+    </w:p>
+    <w:p>
+      <w:pPr>
+        <w:ind w:left="360"/>
+      </w:pPr>
+      <w:r>
+        <w:t>L&amp;T (a ~Rs 4 lakh crore blue-chip) is a ~15%+ strategic shareholder via preferential allotment plus a board relationship - a meaningful governance and balance-sheet anchor</w:t>
+      </w:r>
+    </w:p>
+    <w:p>
+      <w:pPr>
+        <w:ind w:left="360"/>
+      </w:pPr>
+      <w:r>
+        <w:t>Large, well-funded war chest for capex: two preferential issues (Rs 405.66 Cr + Rs 1,079.28 Cr) fully/near-fully deployed plus a Rs 1,000 Cr QIP</w:t>
+      </w:r>
+    </w:p>
+    <w:p>
+      <w:pPr>
+        <w:ind w:left="360"/>
+      </w:pPr>
+      <w:r>
+        <w:t>Sovereign-cloud / India AI Mission order exposure provides a demand leg less tied to the private AI-capex cycle</w:t>
+      </w:r>
+    </w:p>
+    <w:p/>
+    <w:p>
+      <w:r>
+        <w:rPr>
+          <w:b/>
+        </w:rPr>
+        <w:t>📉 Bear Case:</w:t>
+      </w:r>
+    </w:p>
+    <w:p>
+      <w:pPr>
+        <w:ind w:left="360"/>
+      </w:pPr>
+      <w:r>
+        <w:t>Promoter holding has collapsed from 59.7% to 39.5% in three years (secondary sale to L&amp;T + serial dilution) - the promoter is now a minority holder; HIGH CAUTION</w:t>
+      </w:r>
+    </w:p>
+    <w:p>
+      <w:pPr>
+        <w:ind w:left="360"/>
+      </w:pPr>
+      <w:r>
+        <w:t>The Ken published a critical article (17-Aug-2026) which the company formally refuted as 'factually incorrect' - an unresolved governance/disclosure question from a credible outlet</w:t>
+      </w:r>
+    </w:p>
+    <w:p>
+      <w:pPr>
+        <w:ind w:left="360"/>
+      </w:pPr>
+      <w:r>
+        <w:t>Brutally capital-intensive model: Rs 1,185 Cr GPU capex in FY26 drove a Rs 169 Cr depreciation charge and a full-year net LOSS of Rs 16 Cr; GPUs obsolesce on a 3-4 year cycle so capex never stops</w:t>
+      </w:r>
+    </w:p>
+    <w:p>
+      <w:pPr>
+        <w:ind w:left="360"/>
+      </w:pPr>
+      <w:r>
+        <w:t>No longer 'almost debt-free' - up to Rs 450 Cr of institutional debt drawn for capex, interest costs rising, and further equity dilution is ongoing (Rs 1,000 Cr QIP)</w:t>
+      </w:r>
+    </w:p>
+    <w:p>
+      <w:pPr>
+        <w:ind w:left="360"/>
+      </w:pPr>
+      <w:r>
+        <w:t>~407x trailing P/E at ~Rs 12,890 Cr market cap - even on an annualised Q1 FY27 run-rate the multiple is ~70x+, pricing in years of uninterrupted hyper-growth</w:t>
       </w:r>
     </w:p>
     <w:sectPr>
